--- a/EG 04-Java Basics - Arrays and Loops.docx
+++ b/EG 04-Java Basics - Arrays and Loops.docx
@@ -282,6 +282,13 @@
         </w:rPr>
         <w:t>.</w:t>
       </w:r>
+      <w:r>
+        <w:rPr>
+          <w:noProof/>
+          <w:lang w:val="en-US"/>
+        </w:rPr>
+        <w:br/>
+      </w:r>
     </w:p>
     <w:p>
       <w:pPr>
@@ -497,21 +504,38 @@
         </w:rPr>
         <w:t xml:space="preserve"> do these tasks: </w:t>
       </w:r>
+      <w:r>
+        <w:rPr>
+          <w:noProof/>
+          <w:lang w:val="en-US"/>
+        </w:rPr>
+        <w:br/>
+      </w:r>
     </w:p>
     <w:p>
       <w:pPr>
         <w:pStyle w:val="Bulletlist1"/>
-        <w:rPr>
-          <w:noProof/>
-          <w:lang w:val="en-US"/>
-        </w:rPr>
-      </w:pPr>
-      <w:r>
-        <w:rPr>
-          <w:noProof/>
-          <w:lang w:val="en-US"/>
-        </w:rPr>
-        <w:t xml:space="preserve">Task 1: </w:t>
+        <w:spacing w:line="480" w:lineRule="auto"/>
+        <w:rPr>
+          <w:noProof/>
+          <w:lang w:val="en-US"/>
+        </w:rPr>
+      </w:pPr>
+      <w:r>
+        <w:rPr>
+          <w:b/>
+          <w:bCs/>
+          <w:noProof/>
+          <w:lang w:val="en-US"/>
+        </w:rPr>
+        <w:t>Task 1:</w:t>
+      </w:r>
+      <w:r>
+        <w:rPr>
+          <w:noProof/>
+          <w:lang w:val="en-US"/>
+        </w:rPr>
+        <w:t xml:space="preserve"> </w:t>
       </w:r>
       <w:r>
         <w:rPr>
@@ -531,65 +555,105 @@
     <w:p>
       <w:pPr>
         <w:pStyle w:val="Bulletlist1"/>
-        <w:rPr>
-          <w:noProof/>
-          <w:lang w:val="en-US"/>
-        </w:rPr>
-      </w:pPr>
-      <w:r>
-        <w:rPr>
-          <w:noProof/>
-          <w:lang w:val="en-US"/>
-        </w:rPr>
-        <w:t>Task 2: Find the average of these numbers</w:t>
+        <w:spacing w:line="480" w:lineRule="auto"/>
+        <w:rPr>
+          <w:noProof/>
+          <w:lang w:val="en-US"/>
+        </w:rPr>
+      </w:pPr>
+      <w:r>
+        <w:rPr>
+          <w:b/>
+          <w:bCs/>
+          <w:noProof/>
+          <w:lang w:val="en-US"/>
+        </w:rPr>
+        <w:t>Task 2:</w:t>
+      </w:r>
+      <w:r>
+        <w:rPr>
+          <w:noProof/>
+          <w:lang w:val="en-US"/>
+        </w:rPr>
+        <w:t xml:space="preserve"> Find the average of these numbers</w:t>
       </w:r>
     </w:p>
     <w:p>
       <w:pPr>
         <w:pStyle w:val="Bulletlist1"/>
-        <w:rPr>
-          <w:noProof/>
-          <w:lang w:val="en-US"/>
-        </w:rPr>
-      </w:pPr>
-      <w:r>
-        <w:rPr>
-          <w:noProof/>
-          <w:lang w:val="en-US"/>
-        </w:rPr>
-        <w:t>Task 3: Find the minimum number in numbers</w:t>
+        <w:spacing w:line="480" w:lineRule="auto"/>
+        <w:rPr>
+          <w:noProof/>
+          <w:lang w:val="en-US"/>
+        </w:rPr>
+      </w:pPr>
+      <w:r>
+        <w:rPr>
+          <w:b/>
+          <w:bCs/>
+          <w:noProof/>
+          <w:lang w:val="en-US"/>
+        </w:rPr>
+        <w:t>Task 3:</w:t>
+      </w:r>
+      <w:r>
+        <w:rPr>
+          <w:noProof/>
+          <w:lang w:val="en-US"/>
+        </w:rPr>
+        <w:t xml:space="preserve"> Find the minimum number in numbers</w:t>
       </w:r>
     </w:p>
     <w:p>
       <w:pPr>
         <w:pStyle w:val="Bulletlist1"/>
-        <w:rPr>
-          <w:noProof/>
-          <w:lang w:val="en-US"/>
-        </w:rPr>
-      </w:pPr>
-      <w:r>
-        <w:rPr>
-          <w:noProof/>
-          <w:lang w:val="en-US"/>
-        </w:rPr>
-        <w:t>Task 4: Find the maximum number in numbers</w:t>
+        <w:spacing w:line="480" w:lineRule="auto"/>
+        <w:rPr>
+          <w:noProof/>
+          <w:lang w:val="en-US"/>
+        </w:rPr>
+      </w:pPr>
+      <w:r>
+        <w:rPr>
+          <w:b/>
+          <w:bCs/>
+          <w:noProof/>
+          <w:lang w:val="en-US"/>
+        </w:rPr>
+        <w:t>Task 4:</w:t>
+      </w:r>
+      <w:r>
+        <w:rPr>
+          <w:noProof/>
+          <w:lang w:val="en-US"/>
+        </w:rPr>
+        <w:t xml:space="preserve"> Find the maximum number in numbers</w:t>
       </w:r>
     </w:p>
     <w:p>
       <w:pPr>
         <w:pStyle w:val="Bulletlist1"/>
-        <w:rPr>
-          <w:noProof/>
-          <w:lang w:val="en-US"/>
-        </w:rPr>
-      </w:pPr>
-      <w:r>
-        <w:rPr>
-          <w:noProof/>
-          <w:lang w:val="en-US"/>
-        </w:rPr>
-        <w:t>Task 5: Find the index of number zero in numbers</w:t>
+        <w:spacing w:line="480" w:lineRule="auto"/>
+        <w:rPr>
+          <w:noProof/>
+          <w:lang w:val="en-US"/>
+        </w:rPr>
+      </w:pPr>
+      <w:r>
+        <w:rPr>
+          <w:b/>
+          <w:bCs/>
+          <w:noProof/>
+          <w:lang w:val="en-US"/>
+        </w:rPr>
+        <w:t>Task 5:</w:t>
+      </w:r>
+      <w:r>
+        <w:rPr>
+          <w:noProof/>
+          <w:lang w:val="en-US"/>
+        </w:rPr>
+        <w:t xml:space="preserve"> Find the index of number zero in numbers</w:t>
       </w:r>
     </w:p>
     <w:p>
@@ -611,6 +675,7 @@
         <w:rPr>
           <w:noProof/>
         </w:rPr>
+        <w:lastRenderedPageBreak/>
         <w:t xml:space="preserve">Part 2 – Calculating the grades for </w:t>
       </w:r>
       <w:r>
@@ -629,6 +694,8 @@
     <w:p>
       <w:pPr>
         <w:pStyle w:val="Heading3"/>
+        <w:keepNext/>
+        <w:keepLines/>
         <w:rPr>
           <w:noProof/>
         </w:rPr>
@@ -667,10 +734,13 @@
     <w:p>
       <w:pPr>
         <w:pStyle w:val="Numberlist"/>
+        <w:keepNext/>
+        <w:keepLines/>
         <w:numPr>
           <w:ilvl w:val="0"/>
           <w:numId w:val="31"/>
         </w:numPr>
+        <w:spacing w:line="360" w:lineRule="auto"/>
         <w:rPr>
           <w:noProof/>
           <w:lang w:val="en-US"/>
@@ -682,11 +752,21 @@
           <w:lang w:val="en-US"/>
         </w:rPr>
         <w:t>We will revisit the grades() method that you wrote before but this time we will process many grades rather than just one.</w:t>
+      </w:r>
+      <w:r>
+        <w:rPr>
+          <w:noProof/>
+          <w:lang w:val="en-US"/>
+        </w:rPr>
+        <w:br/>
       </w:r>
     </w:p>
     <w:p>
       <w:pPr>
         <w:pStyle w:val="Numberlist"/>
+        <w:keepNext/>
+        <w:keepLines/>
+        <w:spacing w:line="360" w:lineRule="auto"/>
         <w:rPr>
           <w:noProof/>
           <w:lang w:val="en-US"/>
@@ -755,6 +835,7 @@
         </w:rPr>
         <w:t xml:space="preserve"> </w:t>
       </w:r>
+      <w:proofErr w:type="spellStart"/>
       <w:r>
         <w:rPr>
           <w:rFonts w:eastAsia="Calibri" w:cs="Times New Roman"/>
@@ -769,6 +850,7 @@
         </w:rPr>
         <w:t>getGrade</w:t>
       </w:r>
+      <w:proofErr w:type="spellEnd"/>
       <w:r>
         <w:rPr>
           <w:rFonts w:eastAsia="Calibri" w:cs="Times New Roman"/>
@@ -823,6 +905,8 @@
     <w:p>
       <w:pPr>
         <w:pStyle w:val="Numberlist"/>
+        <w:keepNext/>
+        <w:keepLines/>
         <w:rPr>
           <w:noProof/>
           <w:lang w:val="en-US"/>
@@ -846,17 +930,18 @@
     <w:p>
       <w:pPr>
         <w:pStyle w:val="Numberlist"/>
-        <w:rPr>
-          <w:noProof/>
-          <w:lang w:val="en-US"/>
-        </w:rPr>
-      </w:pPr>
-      <w:r>
-        <w:rPr>
-          <w:noProof/>
-          <w:lang w:val="en-US"/>
-        </w:rPr>
-        <w:lastRenderedPageBreak/>
+        <w:keepNext/>
+        <w:keepLines/>
+        <w:rPr>
+          <w:noProof/>
+          <w:lang w:val="en-US"/>
+        </w:rPr>
+      </w:pPr>
+      <w:r>
+        <w:rPr>
+          <w:noProof/>
+          <w:lang w:val="en-US"/>
+        </w:rPr>
         <w:t>Back in the main() method</w:t>
       </w:r>
       <w:r>
@@ -989,10 +1074,19 @@
         </w:rPr>
         <w:t>.</w:t>
       </w:r>
+      <w:r>
+        <w:rPr>
+          <w:noProof/>
+          <w:lang w:val="en-US"/>
+        </w:rPr>
+        <w:br/>
+      </w:r>
     </w:p>
     <w:p>
       <w:pPr>
         <w:pStyle w:val="Numberlist"/>
+        <w:keepNext/>
+        <w:keepLines/>
         <w:rPr>
           <w:b/>
           <w:noProof/>
@@ -1153,6 +1247,7 @@
           <w:ilvl w:val="0"/>
           <w:numId w:val="28"/>
         </w:numPr>
+        <w:spacing w:line="480" w:lineRule="auto"/>
         <w:rPr>
           <w:noProof/>
           <w:lang w:val="en-US"/>
@@ -1197,6 +1292,7 @@
     <w:p>
       <w:pPr>
         <w:pStyle w:val="Numberlist"/>
+        <w:spacing w:line="480" w:lineRule="auto"/>
         <w:rPr>
           <w:noProof/>
           <w:lang w:val="en-US"/>
@@ -1227,6 +1323,7 @@
     <w:p>
       <w:pPr>
         <w:pStyle w:val="Numberlist"/>
+        <w:spacing w:line="480" w:lineRule="auto"/>
         <w:rPr>
           <w:noProof/>
           <w:lang w:val="en-US"/>
@@ -1247,6 +1344,7 @@
           <w:ilvl w:val="0"/>
           <w:numId w:val="0"/>
         </w:numPr>
+        <w:spacing w:line="480" w:lineRule="auto"/>
         <w:ind w:left="851"/>
         <w:rPr>
           <w:noProof/>
@@ -1255,10 +1353,19 @@
       </w:pPr>
       <w:r>
         <w:rPr>
-          <w:noProof/>
-          <w:lang w:val="en-US"/>
-        </w:rPr>
-        <w:t>Tip: Use a while loop which stops when the current money == £200</w:t>
+          <w:b/>
+          <w:bCs/>
+          <w:noProof/>
+          <w:lang w:val="en-US"/>
+        </w:rPr>
+        <w:t>Tip:</w:t>
+      </w:r>
+      <w:r>
+        <w:rPr>
+          <w:noProof/>
+          <w:lang w:val="en-US"/>
+        </w:rPr>
+        <w:t xml:space="preserve"> Use a while loop which stops when the current money == £200</w:t>
       </w:r>
       <w:r>
         <w:rPr>
@@ -1287,6 +1394,7 @@
         <w:rPr>
           <w:noProof/>
         </w:rPr>
+        <w:lastRenderedPageBreak/>
         <w:t xml:space="preserve">Part </w:t>
       </w:r>
       <w:r>
@@ -1328,6 +1436,8 @@
     </w:p>
     <w:p>
       <w:pPr>
+        <w:keepNext/>
+        <w:keepLines/>
         <w:rPr>
           <w:noProof/>
           <w:lang w:val="en-US"/>
@@ -1372,6 +1482,8 @@
     <w:p>
       <w:pPr>
         <w:pStyle w:val="Heading3"/>
+        <w:keepNext/>
+        <w:keepLines/>
         <w:rPr>
           <w:noProof/>
         </w:rPr>
@@ -1410,6 +1522,8 @@
     <w:p>
       <w:pPr>
         <w:pStyle w:val="Numberlist"/>
+        <w:keepNext/>
+        <w:keepLines/>
         <w:numPr>
           <w:ilvl w:val="0"/>
           <w:numId w:val="29"/>
@@ -1430,6 +1544,8 @@
     <w:p>
       <w:pPr>
         <w:pStyle w:val="Numberlist"/>
+        <w:keepNext/>
+        <w:keepLines/>
         <w:rPr>
           <w:noProof/>
           <w:lang w:val="en-US"/>
@@ -1446,6 +1562,8 @@
     <w:p>
       <w:pPr>
         <w:pStyle w:val="Numberlist"/>
+        <w:keepNext/>
+        <w:keepLines/>
         <w:numPr>
           <w:ilvl w:val="0"/>
           <w:numId w:val="0"/>
@@ -1859,6 +1977,8 @@
     <w:p>
       <w:pPr>
         <w:pStyle w:val="Numberlist"/>
+        <w:keepNext/>
+        <w:keepLines/>
         <w:numPr>
           <w:ilvl w:val="0"/>
           <w:numId w:val="0"/>
@@ -1952,6 +2072,8 @@
     <w:p>
       <w:pPr>
         <w:pStyle w:val="Numberlist"/>
+        <w:keepNext/>
+        <w:keepLines/>
         <w:numPr>
           <w:ilvl w:val="0"/>
           <w:numId w:val="0"/>
@@ -2045,6 +2167,8 @@
     <w:p>
       <w:pPr>
         <w:pStyle w:val="Numberlist"/>
+        <w:keepNext/>
+        <w:keepLines/>
         <w:numPr>
           <w:ilvl w:val="0"/>
           <w:numId w:val="0"/>
@@ -2060,7 +2184,6 @@
           <w:noProof/>
           <w:lang w:val="en-US"/>
         </w:rPr>
-        <w:lastRenderedPageBreak/>
         <w:t>8</w:t>
       </w:r>
       <w:r>
@@ -2139,6 +2262,8 @@
     <w:p>
       <w:pPr>
         <w:pStyle w:val="Numberlist"/>
+        <w:keepNext/>
+        <w:keepLines/>
         <w:numPr>
           <w:ilvl w:val="0"/>
           <w:numId w:val="0"/>
@@ -2232,6 +2357,8 @@
     <w:p>
       <w:pPr>
         <w:pStyle w:val="Numberlist"/>
+        <w:keepNext/>
+        <w:keepLines/>
         <w:numPr>
           <w:ilvl w:val="0"/>
           <w:numId w:val="0"/>
@@ -2333,6 +2460,8 @@
     <w:p>
       <w:pPr>
         <w:pStyle w:val="Numberlist"/>
+        <w:keepNext/>
+        <w:keepLines/>
         <w:numPr>
           <w:ilvl w:val="0"/>
           <w:numId w:val="0"/>
@@ -2362,6 +2491,8 @@
     <w:p>
       <w:pPr>
         <w:pStyle w:val="Numberlist"/>
+        <w:keepNext/>
+        <w:keepLines/>
         <w:numPr>
           <w:ilvl w:val="0"/>
           <w:numId w:val="0"/>
@@ -2397,6 +2528,8 @@
     <w:p>
       <w:pPr>
         <w:pStyle w:val="Numberlist"/>
+        <w:keepNext/>
+        <w:keepLines/>
         <w:numPr>
           <w:ilvl w:val="0"/>
           <w:numId w:val="0"/>
@@ -2407,6 +2540,7 @@
           <w:lang w:val="en-US"/>
         </w:rPr>
       </w:pPr>
+      <w:proofErr w:type="spellStart"/>
       <w:r>
         <w:rPr>
           <w:b/>
@@ -2424,7 +2558,14 @@
         <w:rPr>
           <w:b/>
         </w:rPr>
-        <w:t>.printf("</w:t>
+        <w:t>.printf</w:t>
+      </w:r>
+      <w:proofErr w:type="spellEnd"/>
+      <w:r>
+        <w:rPr>
+          <w:b/>
+        </w:rPr>
+        <w:t>("</w:t>
       </w:r>
       <w:r>
         <w:rPr>
@@ -3258,7 +3399,27 @@
           <w:sz w:val="22"/>
           <w:szCs w:val="22"/>
         </w:rPr>
-        <w:t>"KingClubs"</w:t>
+        <w:t>"</w:t>
+      </w:r>
+      <w:proofErr w:type="spellStart"/>
+      <w:r>
+        <w:rPr>
+          <w:rFonts w:ascii="Consolas" w:hAnsi="Consolas" w:cs="Consolas"/>
+          <w:color w:val="A31515"/>
+          <w:sz w:val="22"/>
+          <w:szCs w:val="22"/>
+        </w:rPr>
+        <w:t>KingClubs</w:t>
+      </w:r>
+      <w:proofErr w:type="spellEnd"/>
+      <w:r>
+        <w:rPr>
+          <w:rFonts w:ascii="Consolas" w:hAnsi="Consolas" w:cs="Consolas"/>
+          <w:color w:val="A31515"/>
+          <w:sz w:val="22"/>
+          <w:szCs w:val="22"/>
+        </w:rPr>
+        <w:t>"</w:t>
       </w:r>
       <w:r>
         <w:rPr>
@@ -4066,9 +4227,11 @@
     <w:r>
       <w:fldChar w:fldCharType="separate"/>
     </w:r>
+    <w:proofErr w:type="spellStart"/>
     <w:r>
       <w:t>i</w:t>
     </w:r>
+    <w:proofErr w:type="spellEnd"/>
     <w:r>
       <w:fldChar w:fldCharType="end"/>
     </w:r>
@@ -9321,6 +9484,10 @@
 </file>
 
 <file path=customXml/item1.xml><?xml version="1.0" encoding="utf-8"?>
+<b:Sources xmlns:b="http://schemas.openxmlformats.org/officeDocument/2006/bibliography" xmlns="http://schemas.openxmlformats.org/officeDocument/2006/bibliography" SelectedStyle="\APASixthEditionOfficeOnline.xsl" StyleName="APA" Version="6"/>
+</file>
+
+<file path=customXml/item2.xml><?xml version="1.0" encoding="utf-8"?>
 <ct:contentTypeSchema xmlns:ct="http://schemas.microsoft.com/office/2006/metadata/contentType" xmlns:ma="http://schemas.microsoft.com/office/2006/metadata/properties/metaAttributes" ct:_="" ma:_="" ma:contentTypeName="Document" ma:contentTypeID="0x010100074FAAA7972F9643A241C47A4640F77B" ma:contentTypeVersion="4" ma:contentTypeDescription="Create a new document." ma:contentTypeScope="" ma:versionID="beb1a33ce099b8336a535a8070a49028">
   <xsd:schema xmlns:xsd="http://www.w3.org/2001/XMLSchema" xmlns:xs="http://www.w3.org/2001/XMLSchema" xmlns:p="http://schemas.microsoft.com/office/2006/metadata/properties" xmlns:ns2="e3bcef54-3dd5-4c54-ac74-22a6c715abc5" targetNamespace="http://schemas.microsoft.com/office/2006/metadata/properties" ma:root="true" ma:fieldsID="39dc725c7e5b7c9c602767014e9452a2" ns2:_="">
     <xsd:import namespace="e3bcef54-3dd5-4c54-ac74-22a6c715abc5"/>
@@ -9464,17 +9631,7 @@
 </ct:contentTypeSchema>
 </file>
 
-<file path=customXml/item2.xml><?xml version="1.0" encoding="utf-8"?>
-<b:Sources xmlns:b="http://schemas.openxmlformats.org/officeDocument/2006/bibliography" xmlns="http://schemas.openxmlformats.org/officeDocument/2006/bibliography" SelectedStyle="\APASixthEditionOfficeOnline.xsl" StyleName="APA" Version="6"/>
-</file>
-
 <file path=customXml/item3.xml><?xml version="1.0" encoding="utf-8"?>
-<p:properties xmlns:p="http://schemas.microsoft.com/office/2006/metadata/properties" xmlns:xsi="http://www.w3.org/2001/XMLSchema-instance" xmlns:pc="http://schemas.microsoft.com/office/infopath/2007/PartnerControls">
-  <documentManagement/>
-</p:properties>
-</file>
-
-<file path=customXml/item4.xml><?xml version="1.0" encoding="utf-8"?>
 <?mso-contentType ?>
 <FormTemplates xmlns="http://schemas.microsoft.com/sharepoint/v3/contenttype/forms">
   <Display>DocumentLibraryForm</Display>
@@ -9483,7 +9640,21 @@
 </FormTemplates>
 </file>
 
+<file path=customXml/item4.xml><?xml version="1.0" encoding="utf-8"?>
+<p:properties xmlns:p="http://schemas.microsoft.com/office/2006/metadata/properties" xmlns:xsi="http://www.w3.org/2001/XMLSchema-instance" xmlns:pc="http://schemas.microsoft.com/office/infopath/2007/PartnerControls">
+  <documentManagement/>
+</p:properties>
+</file>
+
 <file path=customXml/itemProps1.xml><?xml version="1.0" encoding="utf-8"?>
+<ds:datastoreItem xmlns:ds="http://schemas.openxmlformats.org/officeDocument/2006/customXml" ds:itemID="{F5997309-FACA-442A-8A47-89BAD725A418}">
+  <ds:schemaRefs>
+    <ds:schemaRef ds:uri="http://schemas.openxmlformats.org/officeDocument/2006/bibliography"/>
+  </ds:schemaRefs>
+</ds:datastoreItem>
+</file>
+
+<file path=customXml/itemProps2.xml><?xml version="1.0" encoding="utf-8"?>
 <ds:datastoreItem xmlns:ds="http://schemas.openxmlformats.org/officeDocument/2006/customXml" ds:itemID="{8E875218-91D6-4204-B3E1-4F4C6E078F42}">
   <ds:schemaRefs>
     <ds:schemaRef ds:uri="http://schemas.microsoft.com/office/2006/metadata/contentType"/>
@@ -9501,27 +9672,19 @@
 </ds:datastoreItem>
 </file>
 
-<file path=customXml/itemProps2.xml><?xml version="1.0" encoding="utf-8"?>
-<ds:datastoreItem xmlns:ds="http://schemas.openxmlformats.org/officeDocument/2006/customXml" ds:itemID="{F5997309-FACA-442A-8A47-89BAD725A418}">
+<file path=customXml/itemProps3.xml><?xml version="1.0" encoding="utf-8"?>
+<ds:datastoreItem xmlns:ds="http://schemas.openxmlformats.org/officeDocument/2006/customXml" ds:itemID="{1EF956C6-2A7C-438B-ACF2-9A85252697A5}">
   <ds:schemaRefs>
-    <ds:schemaRef ds:uri="http://schemas.openxmlformats.org/officeDocument/2006/bibliography"/>
+    <ds:schemaRef ds:uri="http://schemas.microsoft.com/sharepoint/v3/contenttype/forms"/>
   </ds:schemaRefs>
 </ds:datastoreItem>
 </file>
 
-<file path=customXml/itemProps3.xml><?xml version="1.0" encoding="utf-8"?>
+<file path=customXml/itemProps4.xml><?xml version="1.0" encoding="utf-8"?>
 <ds:datastoreItem xmlns:ds="http://schemas.openxmlformats.org/officeDocument/2006/customXml" ds:itemID="{6367B603-3B12-42EB-A71C-92DF23C6A36D}">
   <ds:schemaRefs>
     <ds:schemaRef ds:uri="http://schemas.microsoft.com/office/2006/metadata/properties"/>
     <ds:schemaRef ds:uri="http://schemas.microsoft.com/office/infopath/2007/PartnerControls"/>
   </ds:schemaRefs>
 </ds:datastoreItem>
-</file>
-
-<file path=customXml/itemProps4.xml><?xml version="1.0" encoding="utf-8"?>
-<ds:datastoreItem xmlns:ds="http://schemas.openxmlformats.org/officeDocument/2006/customXml" ds:itemID="{1EF956C6-2A7C-438B-ACF2-9A85252697A5}">
-  <ds:schemaRefs>
-    <ds:schemaRef ds:uri="http://schemas.microsoft.com/sharepoint/v3/contenttype/forms"/>
-  </ds:schemaRefs>
-</ds:datastoreItem>
 </file>
--- a/EG 04-Java Basics - Arrays and Loops.docx
+++ b/EG 04-Java Basics - Arrays and Loops.docx
@@ -835,7 +835,6 @@
         </w:rPr>
         <w:t xml:space="preserve"> </w:t>
       </w:r>
-      <w:proofErr w:type="spellStart"/>
       <w:r>
         <w:rPr>
           <w:rFonts w:eastAsia="Calibri" w:cs="Times New Roman"/>
@@ -850,7 +849,6 @@
         </w:rPr>
         <w:t>getGrade</w:t>
       </w:r>
-      <w:proofErr w:type="spellEnd"/>
       <w:r>
         <w:rPr>
           <w:rFonts w:eastAsia="Calibri" w:cs="Times New Roman"/>
@@ -2540,7 +2538,6 @@
           <w:lang w:val="en-US"/>
         </w:rPr>
       </w:pPr>
-      <w:proofErr w:type="spellStart"/>
       <w:r>
         <w:rPr>
           <w:b/>
@@ -2558,14 +2555,7 @@
         <w:rPr>
           <w:b/>
         </w:rPr>
-        <w:t>.printf</w:t>
-      </w:r>
-      <w:proofErr w:type="spellEnd"/>
-      <w:r>
-        <w:rPr>
-          <w:b/>
-        </w:rPr>
-        <w:t>("</w:t>
+        <w:t>.printf("</w:t>
       </w:r>
       <w:r>
         <w:rPr>
@@ -3399,27 +3389,7 @@
           <w:sz w:val="22"/>
           <w:szCs w:val="22"/>
         </w:rPr>
-        <w:t>"</w:t>
-      </w:r>
-      <w:proofErr w:type="spellStart"/>
-      <w:r>
-        <w:rPr>
-          <w:rFonts w:ascii="Consolas" w:hAnsi="Consolas" w:cs="Consolas"/>
-          <w:color w:val="A31515"/>
-          <w:sz w:val="22"/>
-          <w:szCs w:val="22"/>
-        </w:rPr>
-        <w:t>KingClubs</w:t>
-      </w:r>
-      <w:proofErr w:type="spellEnd"/>
-      <w:r>
-        <w:rPr>
-          <w:rFonts w:ascii="Consolas" w:hAnsi="Consolas" w:cs="Consolas"/>
-          <w:color w:val="A31515"/>
-          <w:sz w:val="22"/>
-          <w:szCs w:val="22"/>
-        </w:rPr>
-        <w:t>"</w:t>
+        <w:t>"KingClubs"</w:t>
       </w:r>
       <w:r>
         <w:rPr>
@@ -4227,11 +4197,9 @@
     <w:r>
       <w:fldChar w:fldCharType="separate"/>
     </w:r>
-    <w:proofErr w:type="spellStart"/>
     <w:r>
       <w:t>i</w:t>
     </w:r>
-    <w:proofErr w:type="spellEnd"/>
     <w:r>
       <w:fldChar w:fldCharType="end"/>
     </w:r>
@@ -9484,10 +9452,21 @@
 </file>
 
 <file path=customXml/item1.xml><?xml version="1.0" encoding="utf-8"?>
-<b:Sources xmlns:b="http://schemas.openxmlformats.org/officeDocument/2006/bibliography" xmlns="http://schemas.openxmlformats.org/officeDocument/2006/bibliography" SelectedStyle="\APASixthEditionOfficeOnline.xsl" StyleName="APA" Version="6"/>
+<p:properties xmlns:p="http://schemas.microsoft.com/office/2006/metadata/properties" xmlns:xsi="http://www.w3.org/2001/XMLSchema-instance" xmlns:pc="http://schemas.microsoft.com/office/infopath/2007/PartnerControls">
+  <documentManagement/>
+</p:properties>
 </file>
 
 <file path=customXml/item2.xml><?xml version="1.0" encoding="utf-8"?>
+<?mso-contentType ?>
+<FormTemplates xmlns="http://schemas.microsoft.com/sharepoint/v3/contenttype/forms">
+  <Display>DocumentLibraryForm</Display>
+  <Edit>DocumentLibraryForm</Edit>
+  <New>DocumentLibraryForm</New>
+</FormTemplates>
+</file>
+
+<file path=customXml/item3.xml><?xml version="1.0" encoding="utf-8"?>
 <ct:contentTypeSchema xmlns:ct="http://schemas.microsoft.com/office/2006/metadata/contentType" xmlns:ma="http://schemas.microsoft.com/office/2006/metadata/properties/metaAttributes" ct:_="" ma:_="" ma:contentTypeName="Document" ma:contentTypeID="0x010100074FAAA7972F9643A241C47A4640F77B" ma:contentTypeVersion="4" ma:contentTypeDescription="Create a new document." ma:contentTypeScope="" ma:versionID="beb1a33ce099b8336a535a8070a49028">
   <xsd:schema xmlns:xsd="http://www.w3.org/2001/XMLSchema" xmlns:xs="http://www.w3.org/2001/XMLSchema" xmlns:p="http://schemas.microsoft.com/office/2006/metadata/properties" xmlns:ns2="e3bcef54-3dd5-4c54-ac74-22a6c715abc5" targetNamespace="http://schemas.microsoft.com/office/2006/metadata/properties" ma:root="true" ma:fieldsID="39dc725c7e5b7c9c602767014e9452a2" ns2:_="">
     <xsd:import namespace="e3bcef54-3dd5-4c54-ac74-22a6c715abc5"/>
@@ -9631,30 +9610,28 @@
 </ct:contentTypeSchema>
 </file>
 
-<file path=customXml/item3.xml><?xml version="1.0" encoding="utf-8"?>
-<?mso-contentType ?>
-<FormTemplates xmlns="http://schemas.microsoft.com/sharepoint/v3/contenttype/forms">
-  <Display>DocumentLibraryForm</Display>
-  <Edit>DocumentLibraryForm</Edit>
-  <New>DocumentLibraryForm</New>
-</FormTemplates>
-</file>
-
 <file path=customXml/item4.xml><?xml version="1.0" encoding="utf-8"?>
-<p:properties xmlns:p="http://schemas.microsoft.com/office/2006/metadata/properties" xmlns:xsi="http://www.w3.org/2001/XMLSchema-instance" xmlns:pc="http://schemas.microsoft.com/office/infopath/2007/PartnerControls">
-  <documentManagement/>
-</p:properties>
+<b:Sources xmlns:b="http://schemas.openxmlformats.org/officeDocument/2006/bibliography" xmlns="http://schemas.openxmlformats.org/officeDocument/2006/bibliography" SelectedStyle="\APASixthEditionOfficeOnline.xsl" StyleName="APA" Version="6"/>
 </file>
 
 <file path=customXml/itemProps1.xml><?xml version="1.0" encoding="utf-8"?>
-<ds:datastoreItem xmlns:ds="http://schemas.openxmlformats.org/officeDocument/2006/customXml" ds:itemID="{F5997309-FACA-442A-8A47-89BAD725A418}">
+<ds:datastoreItem xmlns:ds="http://schemas.openxmlformats.org/officeDocument/2006/customXml" ds:itemID="{6367B603-3B12-42EB-A71C-92DF23C6A36D}">
   <ds:schemaRefs>
-    <ds:schemaRef ds:uri="http://schemas.openxmlformats.org/officeDocument/2006/bibliography"/>
+    <ds:schemaRef ds:uri="http://schemas.microsoft.com/office/2006/metadata/properties"/>
+    <ds:schemaRef ds:uri="http://schemas.microsoft.com/office/infopath/2007/PartnerControls"/>
   </ds:schemaRefs>
 </ds:datastoreItem>
 </file>
 
 <file path=customXml/itemProps2.xml><?xml version="1.0" encoding="utf-8"?>
+<ds:datastoreItem xmlns:ds="http://schemas.openxmlformats.org/officeDocument/2006/customXml" ds:itemID="{1EF956C6-2A7C-438B-ACF2-9A85252697A5}">
+  <ds:schemaRefs>
+    <ds:schemaRef ds:uri="http://schemas.microsoft.com/sharepoint/v3/contenttype/forms"/>
+  </ds:schemaRefs>
+</ds:datastoreItem>
+</file>
+
+<file path=customXml/itemProps3.xml><?xml version="1.0" encoding="utf-8"?>
 <ds:datastoreItem xmlns:ds="http://schemas.openxmlformats.org/officeDocument/2006/customXml" ds:itemID="{8E875218-91D6-4204-B3E1-4F4C6E078F42}">
   <ds:schemaRefs>
     <ds:schemaRef ds:uri="http://schemas.microsoft.com/office/2006/metadata/contentType"/>
@@ -9672,19 +9649,10 @@
 </ds:datastoreItem>
 </file>
 
-<file path=customXml/itemProps3.xml><?xml version="1.0" encoding="utf-8"?>
-<ds:datastoreItem xmlns:ds="http://schemas.openxmlformats.org/officeDocument/2006/customXml" ds:itemID="{1EF956C6-2A7C-438B-ACF2-9A85252697A5}">
+<file path=customXml/itemProps4.xml><?xml version="1.0" encoding="utf-8"?>
+<ds:datastoreItem xmlns:ds="http://schemas.openxmlformats.org/officeDocument/2006/customXml" ds:itemID="{F5997309-FACA-442A-8A47-89BAD725A418}">
   <ds:schemaRefs>
-    <ds:schemaRef ds:uri="http://schemas.microsoft.com/sharepoint/v3/contenttype/forms"/>
-  </ds:schemaRefs>
-</ds:datastoreItem>
-</file>
-
-<file path=customXml/itemProps4.xml><?xml version="1.0" encoding="utf-8"?>
-<ds:datastoreItem xmlns:ds="http://schemas.openxmlformats.org/officeDocument/2006/customXml" ds:itemID="{6367B603-3B12-42EB-A71C-92DF23C6A36D}">
-  <ds:schemaRefs>
-    <ds:schemaRef ds:uri="http://schemas.microsoft.com/office/2006/metadata/properties"/>
-    <ds:schemaRef ds:uri="http://schemas.microsoft.com/office/infopath/2007/PartnerControls"/>
+    <ds:schemaRef ds:uri="http://schemas.openxmlformats.org/officeDocument/2006/bibliography"/>
   </ds:schemaRefs>
 </ds:datastoreItem>
 </file>